--- a/诉讼文书模板/13-执行申请书模板.docx
+++ b/诉讼文书模板/13-执行申请书模板.docx
@@ -34,33 +34,11 @@
         </w:rPr>
         <w:t xml:space="preserve"> </w:t>
       </w:r>
-      <w:proofErr w:type="gramStart"/>
-      <w:r>
-        <w:rPr>
-          <w:rFonts w:hint="eastAsia"/>
-        </w:rPr>
-        <w:t>务</w:t>
-      </w:r>
-      <w:proofErr w:type="gramEnd"/>
-      <w:r>
-        <w:rPr>
-          <w:rFonts w:hint="eastAsia"/>
-        </w:rPr>
-        <w:t>：董事长，注册地：广东省深圳市南山区南山街道</w:t>
-      </w:r>
-      <w:proofErr w:type="gramStart"/>
-      <w:r>
-        <w:rPr>
-          <w:rFonts w:hint="eastAsia"/>
-        </w:rPr>
-        <w:t>桂湾社区金</w:t>
-      </w:r>
-      <w:proofErr w:type="gramEnd"/>
-      <w:r>
-        <w:rPr>
-          <w:rFonts w:hint="eastAsia"/>
-        </w:rPr>
-        <w:t>岗街</w:t>
+      <w:r>
+        <w:rPr>
+          <w:rFonts w:hint="eastAsia"/>
+        </w:rPr>
+        <w:t>务：董事长，注册地：广东省深圳市南山区南山街道桂湾社区金岗街</w:t>
       </w:r>
       <w:r>
         <w:rPr>
@@ -84,27 +62,63 @@
         <w:rPr>
           <w:rFonts w:hint="eastAsia"/>
         </w:rPr>
-        <w:t>号</w:t>
-      </w:r>
-      <w:proofErr w:type="gramStart"/>
-      <w:r>
-        <w:rPr>
-          <w:rFonts w:hint="eastAsia"/>
-        </w:rPr>
-        <w:t>法德东恒大厦</w:t>
-      </w:r>
-      <w:proofErr w:type="gramEnd"/>
-      <w:r>
-        <w:rPr>
-          <w:rFonts w:hint="eastAsia"/>
-        </w:rPr>
+        <w:t>号法德东恒大厦，电话：</w:t>
+      </w:r>
+      <w:r>
+        <w:rPr>
+          <w:rFonts w:hint="eastAsia"/>
+        </w:rPr>
+        <w:t>13913965880</w:t>
+      </w:r>
+      <w:r>
+        <w:rPr>
+          <w:rFonts w:hint="eastAsia"/>
+        </w:rPr>
+        <w:t>。</w:t>
+      </w:r>
+    </w:p>
+    <w:p>
+      <w:pPr>
+        <w:ind w:firstLine="480"/>
+      </w:pPr>
+      <w:r>
+        <w:rPr>
+          <w:rFonts w:hint="eastAsia"/>
+        </w:rPr>
+        <w:t>被申请人：</w:t>
+      </w:r>
+      <w:r>
+        <w:t>{def1_name}</w:t>
+      </w:r>
+      <w:r>
+        <w:t>，</w:t>
+      </w:r>
+      <w:r>
+        <w:t>{def1_gender}</w:t>
+      </w:r>
+      <w:r>
+        <w:t>，</w:t>
+      </w:r>
+      <w:r>
+        <w:t>{def1_nation}</w:t>
+      </w:r>
+      <w:r>
+        <w:t>族，身份证号码：</w:t>
+      </w:r>
+      <w:r>
+        <w:t>{def1_id}</w:t>
+      </w:r>
+      <w:r>
+        <w:t>，住址：</w:t>
+      </w:r>
+      <w:r>
+        <w:t>{def1_addr}</w:t>
+      </w:r>
+      <w:r>
         <w:t>，电话：</w:t>
       </w:r>
       <w:r>
-        <w:rPr>
-          <w:rFonts w:hint="eastAsia"/>
-        </w:rPr>
-        <w:t>13913965880</w:t>
+        <w:t>{def1_tel}</w:t>
       </w:r>
       <w:r>
         <w:rPr>
@@ -121,46 +135,157 @@
         <w:rPr>
           <w:rFonts w:hint="eastAsia"/>
         </w:rPr>
-        <w:t>被申请人：</w:t>
+        <w:t>执行依据：</w:t>
+      </w:r>
+      <w:r>
+        <w:rPr>
+          <w:rFonts w:hint="eastAsia"/>
+        </w:rPr>
+        <w:t>{</w:t>
+      </w:r>
+      <w:r>
+        <w:t>judgment document</w:t>
+      </w:r>
+      <w:r>
+        <w:rPr>
+          <w:rFonts w:hint="eastAsia"/>
+        </w:rPr>
+        <w:t>}</w:t>
+      </w:r>
+    </w:p>
+    <w:p>
+      <w:pPr>
+        <w:ind w:firstLine="480"/>
+      </w:pPr>
+      <w:r>
+        <w:rPr>
+          <w:rFonts w:hint="eastAsia"/>
+        </w:rPr>
+        <w:t>案由：</w:t>
+      </w:r>
+      <w:r>
+        <w:t>{case_reason}</w:t>
+      </w:r>
+    </w:p>
+    <w:p>
+      <w:pPr>
+        <w:ind w:firstLine="480"/>
+      </w:pPr>
+      <w:r>
+        <w:rPr>
+          <w:rFonts w:hint="eastAsia"/>
+        </w:rPr>
+        <w:t>有无在其他法院申请执行过：无</w:t>
+      </w:r>
+    </w:p>
+    <w:p>
+      <w:pPr>
+        <w:ind w:firstLine="480"/>
+      </w:pPr>
+      <w:r>
+        <w:rPr>
+          <w:rFonts w:hint="eastAsia"/>
+        </w:rPr>
+        <w:t>法律文书生效时间：</w:t>
+      </w:r>
+      <w:r>
+        <w:rPr>
+          <w:rFonts w:hint="eastAsia"/>
+        </w:rPr>
+        <w:t xml:space="preserve"> </w:t>
+      </w:r>
+    </w:p>
+    <w:p>
+      <w:pPr>
+        <w:ind w:firstLine="480"/>
+      </w:pPr>
+      <w:r>
+        <w:rPr>
+          <w:rFonts w:hint="eastAsia"/>
+        </w:rPr>
+        <w:t>最后履行日期：</w:t>
+      </w:r>
+      <w:r>
+        <w:rPr>
+          <w:rFonts w:hint="eastAsia"/>
+        </w:rPr>
+        <w:t xml:space="preserve"> </w:t>
+      </w:r>
+    </w:p>
+    <w:p>
+      <w:pPr>
+        <w:ind w:firstLine="480"/>
+      </w:pPr>
+      <w:r>
+        <w:rPr>
+          <w:rFonts w:hint="eastAsia"/>
+        </w:rPr>
+        <w:t>申请执行的内容及标的：</w:t>
+      </w:r>
+    </w:p>
+    <w:p>
+      <w:pPr>
+        <w:ind w:firstLine="480"/>
+      </w:pPr>
+      <w:r>
+        <w:rPr>
+          <w:rFonts w:hint="eastAsia"/>
+        </w:rPr>
+        <w:t>一、被申请人</w:t>
       </w:r>
       <w:r>
         <w:t>{def1_name}</w:t>
       </w:r>
       <w:r>
-        <w:t>，</w:t>
-      </w:r>
-      <w:r>
-        <w:t>{def1_gender}</w:t>
-      </w:r>
-      <w:r>
-        <w:t>，</w:t>
-      </w:r>
-      <w:r>
-        <w:t>{def1_nation}</w:t>
-      </w:r>
-      <w:r>
-        <w:t>族，身份证号码：</w:t>
-      </w:r>
-      <w:r>
-        <w:t>{def1_id}</w:t>
-      </w:r>
-      <w:r>
-        <w:t>，住址：</w:t>
-      </w:r>
-      <w:r>
-        <w:t>{def1_addr}</w:t>
-      </w:r>
-      <w:r>
-        <w:t>，电话：</w:t>
-      </w:r>
-      <w:r>
-        <w:t>{def1_tel}</w:t>
-      </w:r>
-      <w:r>
-        <w:rPr>
-          <w:rFonts w:hint="eastAsia"/>
-        </w:rPr>
-        <w:t>。</w:t>
+        <w:rPr>
+          <w:rFonts w:hint="eastAsia"/>
+        </w:rPr>
+        <w:t>给付深圳前海微众银行股份有限公司贷款本金</w:t>
+      </w:r>
+      <w:r>
+        <w:t>{principal}</w:t>
+      </w:r>
+      <w:r>
+        <w:rPr>
+          <w:rFonts w:hint="eastAsia"/>
+        </w:rPr>
+        <w:t>元、利息</w:t>
+      </w:r>
+      <w:r>
+        <w:t>{interest}</w:t>
+      </w:r>
+      <w:r>
+        <w:rPr>
+          <w:rFonts w:hint="eastAsia"/>
+        </w:rPr>
+        <w:t>元及罚息（自</w:t>
+      </w:r>
+      <w:r>
+        <w:rPr>
+          <w:rFonts w:hint="eastAsia"/>
+        </w:rPr>
+        <w:t xml:space="preserve"> </w:t>
+      </w:r>
+      <w:r>
+        <w:rPr>
+          <w:rFonts w:hint="eastAsia"/>
+        </w:rPr>
+        <w:t>起，以</w:t>
+      </w:r>
+      <w:r>
+        <w:t>{principal}</w:t>
+      </w:r>
+      <w:r>
+        <w:rPr>
+          <w:rFonts w:hint="eastAsia"/>
+        </w:rPr>
+        <w:t>元为基数，按照年利率计算至实际支付之日止）；</w:t>
+      </w:r>
+      <w:r>
+        <w:rPr>
+          <w:rFonts w:hint="eastAsia"/>
+        </w:rPr>
+        <w:t xml:space="preserve"> </w:t>
       </w:r>
     </w:p>
     <w:p>
@@ -171,22 +296,13 @@
         <w:rPr>
           <w:rFonts w:hint="eastAsia"/>
         </w:rPr>
-        <w:t>执行依据：</w:t>
-      </w:r>
-      <w:r>
-        <w:rPr>
-          <w:rFonts w:hint="eastAsia"/>
-        </w:rPr>
-        <w:t>{</w:t>
-      </w:r>
-      <w:r>
-        <w:t>judgment document</w:t>
-      </w:r>
-      <w:r>
-        <w:rPr>
-          <w:rFonts w:hint="eastAsia"/>
-        </w:rPr>
-        <w:t>}</w:t>
+        <w:t>二、</w:t>
+      </w:r>
+      <w:r>
+        <w:rPr>
+          <w:rFonts w:hint="eastAsia"/>
+        </w:rPr>
+        <w:t>诉讼费，保全费，公告费</w:t>
       </w:r>
     </w:p>
     <w:p>
@@ -197,159 +313,13 @@
         <w:rPr>
           <w:rFonts w:hint="eastAsia"/>
         </w:rPr>
-        <w:t>案由：</w:t>
-      </w:r>
-      <w:r>
-        <w:t>{case_reason}</w:t>
-      </w:r>
-    </w:p>
-    <w:p>
-      <w:pPr>
-        <w:ind w:firstLine="480"/>
-      </w:pPr>
-      <w:r>
-        <w:rPr>
-          <w:rFonts w:hint="eastAsia"/>
-        </w:rPr>
-        <w:t>有无在其他法院申请执行过：无</w:t>
-      </w:r>
-    </w:p>
-    <w:p>
-      <w:pPr>
-        <w:ind w:firstLine="480"/>
-      </w:pPr>
-      <w:r>
-        <w:rPr>
-          <w:rFonts w:hint="eastAsia"/>
-        </w:rPr>
-        <w:t>法律文书生效时间：</w:t>
-      </w:r>
-      <w:r>
-        <w:rPr>
-          <w:rFonts w:hint="eastAsia"/>
-        </w:rPr>
-        <w:t xml:space="preserve"> </w:t>
-      </w:r>
-    </w:p>
-    <w:p>
-      <w:pPr>
-        <w:ind w:firstLine="480"/>
-      </w:pPr>
-      <w:r>
-        <w:rPr>
-          <w:rFonts w:hint="eastAsia"/>
-        </w:rPr>
-        <w:t>最后履行日期：</w:t>
-      </w:r>
-      <w:r>
-        <w:rPr>
-          <w:rFonts w:hint="eastAsia"/>
-        </w:rPr>
-        <w:t xml:space="preserve"> </w:t>
-      </w:r>
-    </w:p>
-    <w:p>
-      <w:pPr>
-        <w:ind w:firstLine="480"/>
-      </w:pPr>
-      <w:r>
-        <w:rPr>
-          <w:rFonts w:hint="eastAsia"/>
-        </w:rPr>
-        <w:t>申请执行的内容及标的：</w:t>
-      </w:r>
-    </w:p>
-    <w:p>
-      <w:pPr>
-        <w:ind w:firstLine="480"/>
-      </w:pPr>
-      <w:r>
-        <w:rPr>
-          <w:rFonts w:hint="eastAsia"/>
-        </w:rPr>
-        <w:t>一、被申请人</w:t>
-      </w:r>
-      <w:r>
-        <w:t>{def1_name}</w:t>
-      </w:r>
-      <w:r>
-        <w:rPr>
-          <w:rFonts w:hint="eastAsia"/>
-        </w:rPr>
-        <w:t>给付深圳前海微众银行股份有限公司贷款本金</w:t>
-      </w:r>
-      <w:r>
-        <w:t>{principal}</w:t>
-      </w:r>
-      <w:r>
-        <w:rPr>
-          <w:rFonts w:hint="eastAsia"/>
-        </w:rPr>
-        <w:t>元、利息</w:t>
-      </w:r>
-      <w:r>
-        <w:t>{interest}</w:t>
-      </w:r>
-      <w:r>
-        <w:rPr>
-          <w:rFonts w:hint="eastAsia"/>
-        </w:rPr>
-        <w:t>元及罚息（自</w:t>
-      </w:r>
-      <w:r>
-        <w:rPr>
-          <w:rFonts w:hint="eastAsia"/>
-        </w:rPr>
-        <w:t xml:space="preserve"> </w:t>
-      </w:r>
-      <w:r>
-        <w:rPr>
-          <w:rFonts w:hint="eastAsia"/>
-        </w:rPr>
-        <w:t>起，以</w:t>
-      </w:r>
-      <w:r>
-        <w:t>{principal}</w:t>
-      </w:r>
-      <w:r>
-        <w:rPr>
-          <w:rFonts w:hint="eastAsia"/>
-        </w:rPr>
-        <w:t>元为基数，按照年利率计算至实际支付之日止）；</w:t>
-      </w:r>
-      <w:r>
-        <w:rPr>
-          <w:rFonts w:hint="eastAsia"/>
-        </w:rPr>
-        <w:t xml:space="preserve"> </w:t>
-      </w:r>
-    </w:p>
-    <w:p>
-      <w:pPr>
-        <w:ind w:firstLine="480"/>
-      </w:pPr>
-      <w:r>
-        <w:rPr>
-          <w:rFonts w:hint="eastAsia"/>
-        </w:rPr>
-        <w:t>二、被申请人加倍给付深圳前海微众银行股份有限公司支付迟延履行期间的债务利息</w:t>
-      </w:r>
-      <w:r>
-        <w:rPr>
-          <w:rFonts w:hint="eastAsia"/>
-        </w:rPr>
-        <w:t>；</w:t>
-      </w:r>
-    </w:p>
-    <w:p>
-      <w:pPr>
-        <w:ind w:firstLine="480"/>
-      </w:pPr>
-      <w:r>
-        <w:rPr>
-          <w:rFonts w:hint="eastAsia"/>
-        </w:rPr>
-        <w:t>三、支付迟延履行金</w:t>
+        <w:t>三</w:t>
+      </w:r>
+      <w:r>
+        <w:rPr>
+          <w:rFonts w:hint="eastAsia"/>
+        </w:rPr>
+        <w:t>、加倍支付迟延履行期间的债务利息</w:t>
       </w:r>
       <w:r>
         <w:rPr>
@@ -407,46 +377,76 @@
         <w:rPr>
           <w:rFonts w:hint="eastAsia"/>
         </w:rPr>
-        <w:t>未按照调解书指定的期间履行给付金钱义务。为了维护申请人合法权益，根据《民事诉讼法》相关规定，特向贵院申请强制执行。</w:t>
-      </w:r>
-    </w:p>
-    <w:p>
-      <w:pPr>
-        <w:ind w:firstLine="482"/>
-      </w:pPr>
+        <w:t>未按照</w:t>
+      </w:r>
       <w:r>
         <w:rPr>
           <w:rFonts w:hint="eastAsia"/>
           <w:b/>
           <w:bCs/>
         </w:rPr>
-        <w:lastRenderedPageBreak/>
-        <w:t>被执行人财产线索：</w:t>
-      </w:r>
-      <w:r>
-        <w:rPr>
-          <w:rFonts w:hint="eastAsia"/>
-        </w:rPr>
-        <w:t>无被执行人财产线索</w:t>
-      </w:r>
-    </w:p>
-    <w:p>
-      <w:pPr>
-        <w:ind w:firstLine="482"/>
-      </w:pPr>
+        <w:t>调解书</w:t>
+      </w:r>
       <w:r>
         <w:rPr>
           <w:rFonts w:hint="eastAsia"/>
           <w:b/>
           <w:bCs/>
         </w:rPr>
+        <w:t>/</w:t>
+      </w:r>
+      <w:r>
+        <w:rPr>
+          <w:rFonts w:hint="eastAsia"/>
+          <w:b/>
+          <w:bCs/>
+        </w:rPr>
+        <w:t>判决书</w:t>
+      </w:r>
+      <w:r>
+        <w:rPr>
+          <w:rFonts w:hint="eastAsia"/>
+        </w:rPr>
+        <w:t>指定的期间履行给付金钱义务。为了维护申请人合法权益，根据《民事诉讼法》相关规定，特向贵院申请强制执行。</w:t>
+      </w:r>
+    </w:p>
+    <w:p>
+      <w:pPr>
+        <w:ind w:firstLine="482"/>
+      </w:pPr>
+      <w:r>
+        <w:rPr>
+          <w:rFonts w:hint="eastAsia"/>
+          <w:b/>
+          <w:bCs/>
+        </w:rPr>
+        <w:t>被执行人财产线索：</w:t>
+      </w:r>
+      <w:r>
+        <w:rPr>
+          <w:rFonts w:hint="eastAsia"/>
+        </w:rPr>
+        <w:t>无</w:t>
+      </w:r>
+    </w:p>
+    <w:p>
+      <w:pPr>
+        <w:ind w:firstLine="482"/>
+      </w:pPr>
+      <w:r>
+        <w:rPr>
+          <w:rFonts w:hint="eastAsia"/>
+          <w:b/>
+          <w:bCs/>
+        </w:rPr>
+        <w:lastRenderedPageBreak/>
         <w:t>诉讼保全的时间、地点、标的：</w:t>
       </w:r>
       <w:r>
         <w:rPr>
           <w:rFonts w:hint="eastAsia"/>
         </w:rPr>
-        <w:t>无保全</w:t>
+        <w:t>无</w:t>
       </w:r>
     </w:p>
     <w:p>

--- a/诉讼文书模板/13-执行申请书模板.docx
+++ b/诉讼文书模板/13-执行申请书模板.docx
@@ -138,19 +138,7 @@
         <w:t>执行依据：</w:t>
       </w:r>
       <w:r>
-        <w:rPr>
-          <w:rFonts w:hint="eastAsia"/>
-        </w:rPr>
-        <w:t>{</w:t>
-      </w:r>
-      <w:r>
-        <w:t>judgment document</w:t>
-      </w:r>
-      <w:r>
-        <w:rPr>
-          <w:rFonts w:hint="eastAsia"/>
-        </w:rPr>
-        <w:t>}</w:t>
+        <w:t>{judgment_case_number}</w:t>
       </w:r>
     </w:p>
     <w:p>
@@ -261,10 +249,7 @@
         <w:t>元及罚息（自</w:t>
       </w:r>
       <w:r>
-        <w:rPr>
-          <w:rFonts w:hint="eastAsia"/>
-        </w:rPr>
-        <w:t xml:space="preserve"> </w:t>
+        <w:t>{end_date}</w:t>
       </w:r>
       <w:r>
         <w:rPr>
@@ -302,7 +287,64 @@
         <w:rPr>
           <w:rFonts w:hint="eastAsia"/>
         </w:rPr>
-        <w:t>诉讼费，保全费，公告费</w:t>
+        <w:t>诉讼费</w:t>
+      </w:r>
+      <w:r>
+        <w:rPr>
+          <w:rFonts w:hint="eastAsia"/>
+        </w:rPr>
+        <w:t>{</w:t>
+      </w:r>
+      <w:r>
+        <w:t>受理费</w:t>
+      </w:r>
+      <w:r>
+        <w:rPr>
+          <w:rFonts w:hint="eastAsia"/>
+        </w:rPr>
+        <w:t>}</w:t>
+      </w:r>
+      <w:r>
+        <w:rPr>
+          <w:rFonts w:hint="eastAsia"/>
+        </w:rPr>
+        <w:t>，保全费</w:t>
+      </w:r>
+      <w:r>
+        <w:rPr>
+          <w:rFonts w:hint="eastAsia"/>
+        </w:rPr>
+        <w:t>{</w:t>
+      </w:r>
+      <w:r>
+        <w:t>保全费</w:t>
+      </w:r>
+      <w:r>
+        <w:rPr>
+          <w:rFonts w:hint="eastAsia"/>
+        </w:rPr>
+        <w:t>}</w:t>
+      </w:r>
+      <w:r>
+        <w:rPr>
+          <w:rFonts w:hint="eastAsia"/>
+        </w:rPr>
+        <w:t>，公告费</w:t>
+      </w:r>
+      <w:r>
+        <w:rPr>
+          <w:rFonts w:hint="eastAsia"/>
+        </w:rPr>
+        <w:t>{</w:t>
+      </w:r>
+      <w:r>
+        <w:t>公告费</w:t>
+      </w:r>
+      <w:r>
+        <w:rPr>
+          <w:rFonts w:hint="eastAsia"/>
+        </w:rPr>
+        <w:t>}</w:t>
       </w:r>
     </w:p>
     <w:p>

--- a/诉讼文书模板/13-执行申请书模板.docx
+++ b/诉讼文书模板/13-执行申请书模板.docx
@@ -26,7 +26,143 @@
         <w:rPr>
           <w:rFonts w:hint="eastAsia"/>
         </w:rPr>
-        <w:t>深圳前海微众银行股份有限公司，法定代表人：顾敏，职</w:t>
+        <w:t>深圳前海微众银行股份有限公司，法定代表人：顾敏，职务：董事长，注册地：广东省深圳市南山区南山街道桂湾社区金岗街</w:t>
+      </w:r>
+      <w:r>
+        <w:rPr>
+          <w:rFonts w:hint="eastAsia"/>
+        </w:rPr>
+        <w:t>88</w:t>
+      </w:r>
+      <w:r>
+        <w:rPr>
+          <w:rFonts w:hint="eastAsia"/>
+        </w:rPr>
+        <w:t>号前海微众大厦。法律文书送达地：南京市红山南路</w:t>
+      </w:r>
+      <w:r>
+        <w:rPr>
+          <w:rFonts w:hint="eastAsia"/>
+        </w:rPr>
+        <w:t>2</w:t>
+      </w:r>
+      <w:r>
+        <w:rPr>
+          <w:rFonts w:hint="eastAsia"/>
+        </w:rPr>
+        <w:t>号法德东恒大厦，电话：</w:t>
+      </w:r>
+      <w:r>
+        <w:rPr>
+          <w:rFonts w:hint="eastAsia"/>
+        </w:rPr>
+        <w:t>13913965880</w:t>
+      </w:r>
+      <w:r>
+        <w:rPr>
+          <w:rFonts w:hint="eastAsia"/>
+        </w:rPr>
+        <w:t>。</w:t>
+      </w:r>
+    </w:p>
+    <w:p>
+      <w:pPr>
+        <w:ind w:firstLine="480"/>
+      </w:pPr>
+      <w:r>
+        <w:rPr>
+          <w:rFonts w:hint="eastAsia"/>
+        </w:rPr>
+        <w:t>被申请人：</w:t>
+      </w:r>
+      <w:r>
+        <w:t>{def1_name}</w:t>
+      </w:r>
+      <w:r>
+        <w:t>，</w:t>
+      </w:r>
+      <w:r>
+        <w:t>{def1_gender}</w:t>
+      </w:r>
+      <w:r>
+        <w:t>，</w:t>
+      </w:r>
+      <w:r>
+        <w:t>{def1_nation}</w:t>
+      </w:r>
+      <w:r>
+        <w:t>族，身份证号码：</w:t>
+      </w:r>
+      <w:r>
+        <w:t>{def1_id}</w:t>
+      </w:r>
+      <w:r>
+        <w:t>，住址：</w:t>
+      </w:r>
+      <w:r>
+        <w:t>{def1_addr}</w:t>
+      </w:r>
+      <w:r>
+        <w:t>，电话：</w:t>
+      </w:r>
+      <w:r>
+        <w:t>{def1_tel}</w:t>
+      </w:r>
+      <w:r>
+        <w:rPr>
+          <w:rFonts w:hint="eastAsia"/>
+        </w:rPr>
+        <w:t>。</w:t>
+      </w:r>
+    </w:p>
+    <w:p>
+      <w:pPr>
+        <w:ind w:firstLine="480"/>
+      </w:pPr>
+      <w:r>
+        <w:rPr>
+          <w:rFonts w:hint="eastAsia"/>
+        </w:rPr>
+        <w:t>执行依据：</w:t>
+      </w:r>
+      <w:r>
+        <w:t>{judgment_case_number}</w:t>
+      </w:r>
+    </w:p>
+    <w:p>
+      <w:pPr>
+        <w:ind w:firstLine="480"/>
+      </w:pPr>
+      <w:r>
+        <w:rPr>
+          <w:rFonts w:hint="eastAsia"/>
+        </w:rPr>
+        <w:t>案由：</w:t>
+      </w:r>
+      <w:r>
+        <w:t>{case_reason}</w:t>
+      </w:r>
+    </w:p>
+    <w:p>
+      <w:pPr>
+        <w:ind w:firstLine="480"/>
+      </w:pPr>
+      <w:r>
+        <w:rPr>
+          <w:rFonts w:hint="eastAsia"/>
+        </w:rPr>
+        <w:t>有无在其他法院申请执行过：无</w:t>
+      </w:r>
+    </w:p>
+    <w:p>
+      <w:pPr>
+        <w:ind w:firstLine="480"/>
+      </w:pPr>
+      <w:r>
+        <w:rPr>
+          <w:rFonts w:hint="eastAsia"/>
+        </w:rPr>
+        <w:t>法律文书生效时间：</w:t>
       </w:r>
       <w:r>
         <w:rPr>
@@ -34,48 +170,6 @@
         </w:rPr>
         <w:t xml:space="preserve"> </w:t>
       </w:r>
-      <w:r>
-        <w:rPr>
-          <w:rFonts w:hint="eastAsia"/>
-        </w:rPr>
-        <w:t>务：董事长，注册地：广东省深圳市南山区南山街道桂湾社区金岗街</w:t>
-      </w:r>
-      <w:r>
-        <w:rPr>
-          <w:rFonts w:hint="eastAsia"/>
-        </w:rPr>
-        <w:t xml:space="preserve">88 </w:t>
-      </w:r>
-      <w:r>
-        <w:rPr>
-          <w:rFonts w:hint="eastAsia"/>
-        </w:rPr>
-        <w:t>号前海微众大厦。法律文书送达地：南京市红山南路</w:t>
-      </w:r>
-      <w:r>
-        <w:rPr>
-          <w:rFonts w:hint="eastAsia"/>
-        </w:rPr>
-        <w:t xml:space="preserve">2 </w:t>
-      </w:r>
-      <w:r>
-        <w:rPr>
-          <w:rFonts w:hint="eastAsia"/>
-        </w:rPr>
-        <w:t>号法德东恒大厦，电话：</w:t>
-      </w:r>
-      <w:r>
-        <w:rPr>
-          <w:rFonts w:hint="eastAsia"/>
-        </w:rPr>
-        <w:t>13913965880</w:t>
-      </w:r>
-      <w:r>
-        <w:rPr>
-          <w:rFonts w:hint="eastAsia"/>
-        </w:rPr>
-        <w:t>。</w:t>
-      </w:r>
     </w:p>
     <w:p>
       <w:pPr>
@@ -85,46 +179,86 @@
         <w:rPr>
           <w:rFonts w:hint="eastAsia"/>
         </w:rPr>
-        <w:t>被申请人：</w:t>
+        <w:t>最后履行日期：</w:t>
+      </w:r>
+      <w:r>
+        <w:rPr>
+          <w:rFonts w:hint="eastAsia"/>
+        </w:rPr>
+        <w:t xml:space="preserve"> </w:t>
+      </w:r>
+    </w:p>
+    <w:p>
+      <w:pPr>
+        <w:ind w:firstLine="480"/>
+      </w:pPr>
+      <w:r>
+        <w:rPr>
+          <w:rFonts w:hint="eastAsia"/>
+        </w:rPr>
+        <w:t>申请执行的内容及标的：</w:t>
+      </w:r>
+    </w:p>
+    <w:p>
+      <w:pPr>
+        <w:ind w:firstLine="480"/>
+      </w:pPr>
+      <w:r>
+        <w:rPr>
+          <w:rFonts w:hint="eastAsia"/>
+        </w:rPr>
+        <w:t>一、被申请人</w:t>
       </w:r>
       <w:r>
         <w:t>{def1_name}</w:t>
       </w:r>
       <w:r>
-        <w:t>，</w:t>
-      </w:r>
-      <w:r>
-        <w:t>{def1_gender}</w:t>
-      </w:r>
-      <w:r>
-        <w:t>，</w:t>
-      </w:r>
-      <w:r>
-        <w:t>{def1_nation}</w:t>
-      </w:r>
-      <w:r>
-        <w:t>族，身份证号码：</w:t>
-      </w:r>
-      <w:r>
-        <w:t>{def1_id}</w:t>
-      </w:r>
-      <w:r>
-        <w:t>，住址：</w:t>
-      </w:r>
-      <w:r>
-        <w:t>{def1_addr}</w:t>
-      </w:r>
-      <w:r>
-        <w:t>，电话：</w:t>
-      </w:r>
-      <w:r>
-        <w:t>{def1_tel}</w:t>
-      </w:r>
-      <w:r>
-        <w:rPr>
-          <w:rFonts w:hint="eastAsia"/>
-        </w:rPr>
-        <w:t>。</w:t>
+        <w:rPr>
+          <w:rFonts w:hint="eastAsia"/>
+        </w:rPr>
+        <w:t>给付深圳前海微众银行股份有限公司贷款本金</w:t>
+      </w:r>
+      <w:r>
+        <w:t>{judgment_principal}</w:t>
+      </w:r>
+      <w:r>
+        <w:rPr>
+          <w:rFonts w:hint="eastAsia"/>
+        </w:rPr>
+        <w:t>元、利息</w:t>
+      </w:r>
+      <w:r>
+        <w:t>{judgment_ interest}</w:t>
+      </w:r>
+      <w:r>
+        <w:rPr>
+          <w:rFonts w:hint="eastAsia"/>
+        </w:rPr>
+        <w:t>元及罚息（自</w:t>
+      </w:r>
+      <w:r>
+        <w:t>{end_date}</w:t>
+      </w:r>
+      <w:r>
+        <w:rPr>
+          <w:rFonts w:hint="eastAsia"/>
+        </w:rPr>
+        <w:t>起，以</w:t>
+      </w:r>
+      <w:r>
+        <w:t>{judgment_principal}</w:t>
+      </w:r>
+      <w:r>
+        <w:rPr>
+          <w:rFonts w:hint="eastAsia"/>
+        </w:rPr>
+        <w:t>元为基数，按照年利率计算至实际支付之日止）；</w:t>
+      </w:r>
+      <w:r>
+        <w:rPr>
+          <w:rFonts w:hint="eastAsia"/>
+        </w:rPr>
+        <w:t xml:space="preserve"> </w:t>
       </w:r>
     </w:p>
     <w:p>
@@ -135,174 +269,22 @@
         <w:rPr>
           <w:rFonts w:hint="eastAsia"/>
         </w:rPr>
-        <w:t>执行依据：</w:t>
-      </w:r>
-      <w:r>
-        <w:t>{judgment_case_number}</w:t>
-      </w:r>
-    </w:p>
-    <w:p>
-      <w:pPr>
-        <w:ind w:firstLine="480"/>
-      </w:pPr>
-      <w:r>
-        <w:rPr>
-          <w:rFonts w:hint="eastAsia"/>
-        </w:rPr>
-        <w:t>案由：</w:t>
-      </w:r>
-      <w:r>
-        <w:t>{case_reason}</w:t>
-      </w:r>
-    </w:p>
-    <w:p>
-      <w:pPr>
-        <w:ind w:firstLine="480"/>
-      </w:pPr>
-      <w:r>
-        <w:rPr>
-          <w:rFonts w:hint="eastAsia"/>
-        </w:rPr>
-        <w:t>有无在其他法院申请执行过：无</w:t>
-      </w:r>
-    </w:p>
-    <w:p>
-      <w:pPr>
-        <w:ind w:firstLine="480"/>
-      </w:pPr>
-      <w:r>
-        <w:rPr>
-          <w:rFonts w:hint="eastAsia"/>
-        </w:rPr>
-        <w:t>法律文书生效时间：</w:t>
-      </w:r>
-      <w:r>
-        <w:rPr>
-          <w:rFonts w:hint="eastAsia"/>
-        </w:rPr>
-        <w:t xml:space="preserve"> </w:t>
-      </w:r>
-    </w:p>
-    <w:p>
-      <w:pPr>
-        <w:ind w:firstLine="480"/>
-      </w:pPr>
-      <w:r>
-        <w:rPr>
-          <w:rFonts w:hint="eastAsia"/>
-        </w:rPr>
-        <w:t>最后履行日期：</w:t>
-      </w:r>
-      <w:r>
-        <w:rPr>
-          <w:rFonts w:hint="eastAsia"/>
-        </w:rPr>
-        <w:t xml:space="preserve"> </w:t>
-      </w:r>
-    </w:p>
-    <w:p>
-      <w:pPr>
-        <w:ind w:firstLine="480"/>
-      </w:pPr>
-      <w:r>
-        <w:rPr>
-          <w:rFonts w:hint="eastAsia"/>
-        </w:rPr>
-        <w:t>申请执行的内容及标的：</w:t>
-      </w:r>
-    </w:p>
-    <w:p>
-      <w:pPr>
-        <w:ind w:firstLine="480"/>
-      </w:pPr>
-      <w:r>
-        <w:rPr>
-          <w:rFonts w:hint="eastAsia"/>
-        </w:rPr>
-        <w:t>一、被申请人</w:t>
-      </w:r>
-      <w:r>
-        <w:t>{def1_name}</w:t>
-      </w:r>
-      <w:r>
-        <w:rPr>
-          <w:rFonts w:hint="eastAsia"/>
-        </w:rPr>
-        <w:t>给付深圳前海微众银行股份有限公司贷款本金</w:t>
-      </w:r>
-      <w:r>
-        <w:t>{principal}</w:t>
-      </w:r>
-      <w:r>
-        <w:rPr>
-          <w:rFonts w:hint="eastAsia"/>
-        </w:rPr>
-        <w:t>元、利息</w:t>
-      </w:r>
-      <w:r>
-        <w:t>{interest}</w:t>
-      </w:r>
-      <w:r>
-        <w:rPr>
-          <w:rFonts w:hint="eastAsia"/>
-        </w:rPr>
-        <w:t>元及罚息（自</w:t>
-      </w:r>
-      <w:r>
-        <w:t>{end_date}</w:t>
-      </w:r>
-      <w:r>
-        <w:rPr>
-          <w:rFonts w:hint="eastAsia"/>
-        </w:rPr>
-        <w:t>起，以</w:t>
-      </w:r>
-      <w:r>
-        <w:t>{principal}</w:t>
-      </w:r>
-      <w:r>
-        <w:rPr>
-          <w:rFonts w:hint="eastAsia"/>
-        </w:rPr>
-        <w:t>元为基数，按照年利率计算至实际支付之日止）；</w:t>
-      </w:r>
-      <w:r>
-        <w:rPr>
-          <w:rFonts w:hint="eastAsia"/>
-        </w:rPr>
-        <w:t xml:space="preserve"> </w:t>
-      </w:r>
-    </w:p>
-    <w:p>
-      <w:pPr>
-        <w:ind w:firstLine="480"/>
-      </w:pPr>
-      <w:r>
-        <w:rPr>
-          <w:rFonts w:hint="eastAsia"/>
-        </w:rPr>
         <w:t>二、</w:t>
       </w:r>
       <w:r>
         <w:rPr>
           <w:rFonts w:hint="eastAsia"/>
         </w:rPr>
+        <w:t>支付</w:t>
+      </w:r>
+      <w:r>
+        <w:rPr>
+          <w:rFonts w:hint="eastAsia"/>
+        </w:rPr>
         <w:t>诉讼费</w:t>
       </w:r>
       <w:r>
-        <w:rPr>
-          <w:rFonts w:hint="eastAsia"/>
-        </w:rPr>
-        <w:t>{</w:t>
-      </w:r>
-      <w:r>
-        <w:t>受理费</w:t>
-      </w:r>
-      <w:r>
-        <w:rPr>
-          <w:rFonts w:hint="eastAsia"/>
-        </w:rPr>
-        <w:t>}</w:t>
+        <w:t>{acceptance_fee}</w:t>
       </w:r>
       <w:r>
         <w:rPr>
@@ -311,19 +293,7 @@
         <w:t>，保全费</w:t>
       </w:r>
       <w:r>
-        <w:rPr>
-          <w:rFonts w:hint="eastAsia"/>
-        </w:rPr>
-        <w:t>{</w:t>
-      </w:r>
-      <w:r>
-        <w:t>保全费</w:t>
-      </w:r>
-      <w:r>
-        <w:rPr>
-          <w:rFonts w:hint="eastAsia"/>
-        </w:rPr>
-        <w:t>}</w:t>
+        <w:t>{preservation_fee}</w:t>
       </w:r>
       <w:r>
         <w:rPr>
@@ -332,19 +302,13 @@
         <w:t>，公告费</w:t>
       </w:r>
       <w:r>
-        <w:rPr>
-          <w:rFonts w:hint="eastAsia"/>
-        </w:rPr>
-        <w:t>{</w:t>
-      </w:r>
-      <w:r>
-        <w:t>公告费</w:t>
-      </w:r>
-      <w:r>
-        <w:rPr>
-          <w:rFonts w:hint="eastAsia"/>
-        </w:rPr>
-        <w:t>}</w:t>
+        <w:t>{announcement_fee}</w:t>
+      </w:r>
+      <w:r>
+        <w:rPr>
+          <w:rFonts w:hint="eastAsia"/>
+        </w:rPr>
+        <w:t>；</w:t>
       </w:r>
     </w:p>
     <w:p>
@@ -395,16 +359,10 @@
         <w:rPr>
           <w:rFonts w:hint="eastAsia"/>
         </w:rPr>
-        <w:t>{court}{</w:t>
-      </w:r>
-      <w:r>
-        <w:t>judgment document</w:t>
-      </w:r>
-      <w:r>
-        <w:rPr>
-          <w:rFonts w:hint="eastAsia"/>
-        </w:rPr>
-        <w:t>}</w:t>
+        <w:t>{court}</w:t>
+      </w:r>
+      <w:r>
+        <w:t>{judgment_case_number}</w:t>
       </w:r>
       <w:r>
         <w:rPr>
@@ -421,67 +379,67 @@
         </w:rPr>
         <w:t>未按照</w:t>
       </w:r>
+      <w:r>
+        <w:rPr>
+          <w:rFonts w:hint="eastAsia"/>
+        </w:rPr>
+        <w:t>【调解书</w:t>
+      </w:r>
+      <w:r>
+        <w:rPr>
+          <w:rFonts w:hint="eastAsia"/>
+        </w:rPr>
+        <w:t>/</w:t>
+      </w:r>
+      <w:r>
+        <w:rPr>
+          <w:rFonts w:hint="eastAsia"/>
+        </w:rPr>
+        <w:t>判决书】</w:t>
+      </w:r>
+      <w:r>
+        <w:rPr>
+          <w:rFonts w:hint="eastAsia"/>
+        </w:rPr>
+        <w:t>指定的期间履行给付金钱义务。为了维护申请人合法权益，根据</w:t>
+      </w:r>
+      <w:r>
+        <w:rPr>
+          <w:rFonts w:hint="eastAsia"/>
+        </w:rPr>
+        <w:t>《民事诉讼法》相关规定，特向贵院申请强制执行。</w:t>
+      </w:r>
+    </w:p>
+    <w:p>
+      <w:pPr>
+        <w:ind w:firstLine="482"/>
+      </w:pPr>
       <w:r>
         <w:rPr>
           <w:rFonts w:hint="eastAsia"/>
           <w:b/>
           <w:bCs/>
         </w:rPr>
-        <w:t>调解书</w:t>
-      </w:r>
+        <w:lastRenderedPageBreak/>
+        <w:t>被执行人财产线索：</w:t>
+      </w:r>
+      <w:r>
+        <w:rPr>
+          <w:rFonts w:hint="eastAsia"/>
+        </w:rPr>
+        <w:t>无</w:t>
+      </w:r>
+    </w:p>
+    <w:p>
+      <w:pPr>
+        <w:ind w:firstLine="482"/>
+      </w:pPr>
       <w:r>
         <w:rPr>
           <w:rFonts w:hint="eastAsia"/>
           <w:b/>
           <w:bCs/>
         </w:rPr>
-        <w:t>/</w:t>
-      </w:r>
-      <w:r>
-        <w:rPr>
-          <w:rFonts w:hint="eastAsia"/>
-          <w:b/>
-          <w:bCs/>
-        </w:rPr>
-        <w:t>判决书</w:t>
-      </w:r>
-      <w:r>
-        <w:rPr>
-          <w:rFonts w:hint="eastAsia"/>
-        </w:rPr>
-        <w:t>指定的期间履行给付金钱义务。为了维护申请人合法权益，根据《民事诉讼法》相关规定，特向贵院申请强制执行。</w:t>
-      </w:r>
-    </w:p>
-    <w:p>
-      <w:pPr>
-        <w:ind w:firstLine="482"/>
-      </w:pPr>
-      <w:r>
-        <w:rPr>
-          <w:rFonts w:hint="eastAsia"/>
-          <w:b/>
-          <w:bCs/>
-        </w:rPr>
-        <w:t>被执行人财产线索：</w:t>
-      </w:r>
-      <w:r>
-        <w:rPr>
-          <w:rFonts w:hint="eastAsia"/>
-        </w:rPr>
-        <w:t>无</w:t>
-      </w:r>
-    </w:p>
-    <w:p>
-      <w:pPr>
-        <w:ind w:firstLine="482"/>
-      </w:pPr>
-      <w:r>
-        <w:rPr>
-          <w:rFonts w:hint="eastAsia"/>
-          <w:b/>
-          <w:bCs/>
-        </w:rPr>
-        <w:lastRenderedPageBreak/>
         <w:t>诉讼保全的时间、地点、标的：</w:t>
       </w:r>
       <w:r>
